--- a/inputs/template.docx
+++ b/inputs/template.docx
@@ -1,6 +1,6 @@
 
 <file path=word/document.xml><?xml version="1.0" encoding="utf-8"?>
-<w:document xmlns:wpc="http://schemas.microsoft.com/office/word/2010/wordprocessingCanvas" xmlns:cx="http://schemas.microsoft.com/office/drawing/2014/chartex" xmlns:cx1="http://schemas.microsoft.com/office/drawing/2015/9/8/chartex" xmlns:cx2="http://schemas.microsoft.com/office/drawing/2015/10/21/chartex" xmlns:cx3="http://schemas.microsoft.com/office/drawing/2016/5/9/chartex" xmlns:cx4="http://schemas.microsoft.com/office/drawing/2016/5/10/chartex" xmlns:cx5="http://schemas.microsoft.com/office/drawing/2016/5/11/chartex" xmlns:cx6="http://schemas.microsoft.com/office/drawing/2016/5/12/chartex" xmlns:cx7="http://schemas.microsoft.com/office/drawing/2016/5/13/chartex" xmlns:cx8="http://schemas.microsoft.com/office/drawing/2016/5/14/chartex" xmlns:mc="http://schemas.openxmlformats.org/markup-compatibility/2006" xmlns:aink="http://schemas.microsoft.com/office/drawing/2016/ink" xmlns:am3d="http://schemas.microsoft.com/office/drawing/2017/model3d" xmlns:o="urn:schemas-microsoft-com:office:office" xmlns:oel="http://schemas.microsoft.com/office/2019/extlst" xmlns:r="http://schemas.openxmlformats.org/officeDocument/2006/relationships" xmlns:m="http://schemas.openxmlformats.org/officeDocument/2006/math" xmlns:v="urn:schemas-microsoft-com:vml" xmlns:wp14="http://schemas.microsoft.com/office/word/2010/wordprocessingDrawing" xmlns:wp="http://schemas.openxmlformats.org/drawingml/2006/wordprocessingDrawing" xmlns:w10="urn:schemas-microsoft-com:office:word" xmlns:w="http://schemas.openxmlformats.org/wordprocessingml/2006/main" xmlns:w14="http://schemas.microsoft.com/office/word/2010/wordml" xmlns:w15="http://schemas.microsoft.com/office/word/2012/wordml" xmlns:w16cex="http://schemas.microsoft.com/office/word/2018/wordml/cex" xmlns:w16cid="http://schemas.microsoft.com/office/word/2016/wordml/cid" xmlns:w16="http://schemas.microsoft.com/office/word/2018/wordml" xmlns:w16du="http://schemas.microsoft.com/office/word/2023/wordml/word16du" xmlns:w16sdtdh="http://schemas.microsoft.com/office/word/2020/wordml/sdtdatahash" xmlns:w16se="http://schemas.microsoft.com/office/word/2015/wordml/symex" xmlns:wpg="http://schemas.microsoft.com/office/word/2010/wordprocessingGroup" xmlns:wpi="http://schemas.microsoft.com/office/word/2010/wordprocessingInk" xmlns:wne="http://schemas.microsoft.com/office/word/2006/wordml" xmlns:wps="http://schemas.microsoft.com/office/word/2010/wordprocessingShape" mc:Ignorable="w14 w15 w16se w16cid w16 w16cex w16sdtdh w16du wp14">
+<w:document xmlns:wpc="http://schemas.microsoft.com/office/word/2010/wordprocessingCanvas" xmlns:cx="http://schemas.microsoft.com/office/drawing/2014/chartex" xmlns:cx1="http://schemas.microsoft.com/office/drawing/2015/9/8/chartex" xmlns:cx2="http://schemas.microsoft.com/office/drawing/2015/10/21/chartex" xmlns:cx3="http://schemas.microsoft.com/office/drawing/2016/5/9/chartex" xmlns:cx4="http://schemas.microsoft.com/office/drawing/2016/5/10/chartex" xmlns:cx5="http://schemas.microsoft.com/office/drawing/2016/5/11/chartex" xmlns:cx6="http://schemas.microsoft.com/office/drawing/2016/5/12/chartex" xmlns:cx7="http://schemas.microsoft.com/office/drawing/2016/5/13/chartex" xmlns:cx8="http://schemas.microsoft.com/office/drawing/2016/5/14/chartex" xmlns:mc="http://schemas.openxmlformats.org/markup-compatibility/2006" xmlns:aink="http://schemas.microsoft.com/office/drawing/2016/ink" xmlns:am3d="http://schemas.microsoft.com/office/drawing/2017/model3d" xmlns:o="urn:schemas-microsoft-com:office:office" xmlns:oel="http://schemas.microsoft.com/office/2019/extlst" xmlns:r="http://schemas.openxmlformats.org/officeDocument/2006/relationships" xmlns:m="http://schemas.openxmlformats.org/officeDocument/2006/math" xmlns:v="urn:schemas-microsoft-com:vml" xmlns:wp14="http://schemas.microsoft.com/office/word/2010/wordprocessingDrawing" xmlns:wp="http://schemas.openxmlformats.org/drawingml/2006/wordprocessingDrawing" xmlns:w10="urn:schemas-microsoft-com:office:word" xmlns:w="http://schemas.openxmlformats.org/wordprocessingml/2006/main" xmlns:w14="http://schemas.microsoft.com/office/word/2010/wordml" xmlns:w15="http://schemas.microsoft.com/office/word/2012/wordml" xmlns:w16cex="http://schemas.microsoft.com/office/word/2018/wordml/cex" xmlns:w16cid="http://schemas.microsoft.com/office/word/2016/wordml/cid" xmlns:w16="http://schemas.microsoft.com/office/word/2018/wordml" xmlns:w16du="http://schemas.microsoft.com/office/word/2023/wordml/word16du" xmlns:w16sdtdh="http://schemas.microsoft.com/office/word/2020/wordml/sdtdatahash" xmlns:w16sdtfl="http://schemas.microsoft.com/office/word/2024/wordml/sdtformatlock" xmlns:w16se="http://schemas.microsoft.com/office/word/2015/wordml/symex" xmlns:wpg="http://schemas.microsoft.com/office/word/2010/wordprocessingGroup" xmlns:wpi="http://schemas.microsoft.com/office/word/2010/wordprocessingInk" xmlns:wne="http://schemas.microsoft.com/office/word/2006/wordml" xmlns:wps="http://schemas.microsoft.com/office/word/2010/wordprocessingShape" mc:Ignorable="w14 w15 w16se w16cid w16 w16cex w16sdtdh w16sdtfl w16du wp14">
   <w:body>
     <w:p>
       <w:pPr>
@@ -47,6 +47,14 @@
         <w:pStyle w:val="Heading1"/>
       </w:pPr>
       <w:r>
+        <w:t>Date Rendered</w:t>
+      </w:r>
+    </w:p>
+    <w:p>
+      <w:pPr>
+        <w:pStyle w:val="Heading1"/>
+      </w:pPr>
+      <w:r>
         <w:t>judges/commissioners</w:t>
       </w:r>
     </w:p>
@@ -151,6 +159,7 @@
         <w:pStyle w:val="Heading1"/>
       </w:pPr>
       <w:r>
+        <w:lastRenderedPageBreak/>
         <w:t>oneida constitution citations</w:t>
       </w:r>
     </w:p>
@@ -159,7 +168,6 @@
         <w:pStyle w:val="Heading1"/>
       </w:pPr>
       <w:r>
-        <w:lastRenderedPageBreak/>
         <w:t xml:space="preserve">oneida </w:t>
       </w:r>
       <w:r>
@@ -260,7 +268,7 @@
 </file>
 
 <file path=word/styles.xml><?xml version="1.0" encoding="utf-8"?>
-<w:styles xmlns:mc="http://schemas.openxmlformats.org/markup-compatibility/2006" xmlns:r="http://schemas.openxmlformats.org/officeDocument/2006/relationships" xmlns:w="http://schemas.openxmlformats.org/wordprocessingml/2006/main" xmlns:w14="http://schemas.microsoft.com/office/word/2010/wordml" xmlns:w15="http://schemas.microsoft.com/office/word/2012/wordml" xmlns:w16cex="http://schemas.microsoft.com/office/word/2018/wordml/cex" xmlns:w16cid="http://schemas.microsoft.com/office/word/2016/wordml/cid" xmlns:w16="http://schemas.microsoft.com/office/word/2018/wordml" xmlns:w16du="http://schemas.microsoft.com/office/word/2023/wordml/word16du" xmlns:w16sdtdh="http://schemas.microsoft.com/office/word/2020/wordml/sdtdatahash" xmlns:w16se="http://schemas.microsoft.com/office/word/2015/wordml/symex" mc:Ignorable="w14 w15 w16se w16cid w16 w16cex w16sdtdh w16du">
+<w:styles xmlns:mc="http://schemas.openxmlformats.org/markup-compatibility/2006" xmlns:r="http://schemas.openxmlformats.org/officeDocument/2006/relationships" xmlns:w="http://schemas.openxmlformats.org/wordprocessingml/2006/main" xmlns:w14="http://schemas.microsoft.com/office/word/2010/wordml" xmlns:w15="http://schemas.microsoft.com/office/word/2012/wordml" xmlns:w16cex="http://schemas.microsoft.com/office/word/2018/wordml/cex" xmlns:w16cid="http://schemas.microsoft.com/office/word/2016/wordml/cid" xmlns:w16="http://schemas.microsoft.com/office/word/2018/wordml" xmlns:w16du="http://schemas.microsoft.com/office/word/2023/wordml/word16du" xmlns:w16sdtdh="http://schemas.microsoft.com/office/word/2020/wordml/sdtdatahash" xmlns:w16sdtfl="http://schemas.microsoft.com/office/word/2024/wordml/sdtformatlock" xmlns:w16se="http://schemas.microsoft.com/office/word/2015/wordml/symex" mc:Ignorable="w14 w15 w16se w16cid w16 w16cex w16sdtdh w16sdtfl w16du">
   <w:docDefaults>
     <w:rPrDefault>
       <w:rPr>
@@ -666,6 +674,7 @@
   </w:style>
   <w:style w:type="paragraph" w:styleId="Heading1">
     <w:name w:val="heading 1"/>
+    <w:aliases w:val="datapoint"/>
     <w:basedOn w:val="Normal"/>
     <w:next w:val="Normal"/>
     <w:link w:val="Heading1Char"/>
@@ -895,6 +904,7 @@
   </w:style>
   <w:style w:type="character" w:customStyle="1" w:styleId="Heading1Char">
     <w:name w:val="Heading 1 Char"/>
+    <w:aliases w:val="datapoint Char"/>
     <w:basedOn w:val="DefaultParagraphFont"/>
     <w:link w:val="Heading1"/>
     <w:uiPriority w:val="9"/>
